--- a/report/Практическая_работа_2_Модульное_тестирование.docx
+++ b/report/Практическая_работа_2_Модульное_тестирование.docx
@@ -1040,7 +1040,7 @@
       <w:r>
         <w:fldChar w:fldCharType="separate"/>
       </w:r>
-      <w:hyperlink w:anchor="_Toc242310843" w:history="1">
+      <w:hyperlink w:anchor="_Toc242442205" w:history="1">
         <w:r>
           <w:rPr>
             <w:rStyle w:val="af3"/>
@@ -1068,7 +1068,7 @@
             <w:noProof/>
             <w:webHidden/>
           </w:rPr>
-          <w:instrText xml:space="preserve"> PAGEREF _Toc242310843 \h </w:instrText>
+          <w:instrText xml:space="preserve"> PAGEREF _Toc242442205 \h </w:instrText>
         </w:r>
         <w:r>
           <w:rPr>
@@ -1110,7 +1110,7 @@
           <w:lang w:eastAsia="ru-RU"/>
         </w:rPr>
       </w:pPr>
-      <w:hyperlink w:anchor="_Toc242310844" w:history="1">
+      <w:hyperlink w:anchor="_Toc242442206" w:history="1">
         <w:r>
           <w:rPr>
             <w:rStyle w:val="af3"/>
@@ -1138,7 +1138,7 @@
             <w:noProof/>
             <w:webHidden/>
           </w:rPr>
-          <w:instrText xml:space="preserve"> PAGEREF _Toc242310844 \h </w:instrText>
+          <w:instrText xml:space="preserve"> PAGEREF _Toc242442206 \h </w:instrText>
         </w:r>
         <w:r>
           <w:rPr>
@@ -1180,7 +1180,7 @@
           <w:lang w:eastAsia="ru-RU"/>
         </w:rPr>
       </w:pPr>
-      <w:hyperlink w:anchor="_Toc242310845" w:history="1">
+      <w:hyperlink w:anchor="_Toc242442207" w:history="1">
         <w:r>
           <w:rPr>
             <w:rStyle w:val="af3"/>
@@ -1208,7 +1208,7 @@
             <w:noProof/>
             <w:webHidden/>
           </w:rPr>
-          <w:instrText xml:space="preserve"> PAGEREF _Toc242310845 \h </w:instrText>
+          <w:instrText xml:space="preserve"> PAGEREF _Toc242442207 \h </w:instrText>
         </w:r>
         <w:r>
           <w:rPr>
@@ -1250,7 +1250,7 @@
           <w:lang w:eastAsia="ru-RU"/>
         </w:rPr>
       </w:pPr>
-      <w:hyperlink w:anchor="_Toc242310846" w:history="1">
+      <w:hyperlink w:anchor="_Toc242442208" w:history="1">
         <w:r>
           <w:rPr>
             <w:rStyle w:val="af3"/>
@@ -1278,7 +1278,7 @@
             <w:noProof/>
             <w:webHidden/>
           </w:rPr>
-          <w:instrText xml:space="preserve"> PAGEREF _Toc242310846 \h </w:instrText>
+          <w:instrText xml:space="preserve"> PAGEREF _Toc242442208 \h </w:instrText>
         </w:r>
         <w:r>
           <w:rPr>
@@ -1320,7 +1320,7 @@
           <w:lang w:eastAsia="ru-RU"/>
         </w:rPr>
       </w:pPr>
-      <w:hyperlink w:anchor="_Toc242310847" w:history="1">
+      <w:hyperlink w:anchor="_Toc242442209" w:history="1">
         <w:r>
           <w:rPr>
             <w:rStyle w:val="af3"/>
@@ -1348,7 +1348,7 @@
             <w:noProof/>
             <w:webHidden/>
           </w:rPr>
-          <w:instrText xml:space="preserve"> PAGEREF _Toc242310847 \h </w:instrText>
+          <w:instrText xml:space="preserve"> PAGEREF _Toc242442209 \h </w:instrText>
         </w:r>
         <w:r>
           <w:rPr>
@@ -1390,7 +1390,7 @@
           <w:lang w:eastAsia="ru-RU"/>
         </w:rPr>
       </w:pPr>
-      <w:hyperlink w:anchor="_Toc242310848" w:history="1">
+      <w:hyperlink w:anchor="_Toc242442210" w:history="1">
         <w:r>
           <w:rPr>
             <w:rStyle w:val="af3"/>
@@ -1418,7 +1418,7 @@
             <w:noProof/>
             <w:webHidden/>
           </w:rPr>
-          <w:instrText xml:space="preserve"> PAGEREF _Toc242310848 \h </w:instrText>
+          <w:instrText xml:space="preserve"> PAGEREF _Toc242442210 \h </w:instrText>
         </w:r>
         <w:r>
           <w:rPr>
@@ -1460,7 +1460,7 @@
           <w:lang w:eastAsia="ru-RU"/>
         </w:rPr>
       </w:pPr>
-      <w:hyperlink w:anchor="_Toc242310849" w:history="1">
+      <w:hyperlink w:anchor="_Toc242442211" w:history="1">
         <w:r>
           <w:rPr>
             <w:rStyle w:val="af3"/>
@@ -1488,7 +1488,7 @@
             <w:noProof/>
             <w:webHidden/>
           </w:rPr>
-          <w:instrText xml:space="preserve"> PAGEREF _Toc242310849 \h </w:instrText>
+          <w:instrText xml:space="preserve"> PAGEREF _Toc242442211 \h </w:instrText>
         </w:r>
         <w:r>
           <w:rPr>
@@ -1530,7 +1530,7 @@
           <w:lang w:eastAsia="ru-RU"/>
         </w:rPr>
       </w:pPr>
-      <w:hyperlink w:anchor="_Toc242310850" w:history="1">
+      <w:hyperlink w:anchor="_Toc242442212" w:history="1">
         <w:r>
           <w:rPr>
             <w:rStyle w:val="af3"/>
@@ -1558,7 +1558,7 @@
             <w:noProof/>
             <w:webHidden/>
           </w:rPr>
-          <w:instrText xml:space="preserve"> PAGEREF _Toc242310850 \h </w:instrText>
+          <w:instrText xml:space="preserve"> PAGEREF _Toc242442212 \h </w:instrText>
         </w:r>
         <w:r>
           <w:rPr>
@@ -1600,7 +1600,7 @@
           <w:lang w:eastAsia="ru-RU"/>
         </w:rPr>
       </w:pPr>
-      <w:hyperlink w:anchor="_Toc242310851" w:history="1">
+      <w:hyperlink w:anchor="_Toc242442213" w:history="1">
         <w:r>
           <w:rPr>
             <w:rStyle w:val="af3"/>
@@ -1628,7 +1628,7 @@
             <w:noProof/>
             <w:webHidden/>
           </w:rPr>
-          <w:instrText xml:space="preserve"> PAGEREF _Toc242310851 \h </w:instrText>
+          <w:instrText xml:space="preserve"> PAGEREF _Toc242442213 \h </w:instrText>
         </w:r>
         <w:r>
           <w:rPr>
@@ -1670,7 +1670,7 @@
           <w:lang w:eastAsia="ru-RU"/>
         </w:rPr>
       </w:pPr>
-      <w:hyperlink w:anchor="_Toc242310852" w:history="1">
+      <w:hyperlink w:anchor="_Toc242442214" w:history="1">
         <w:r>
           <w:rPr>
             <w:rStyle w:val="af3"/>
@@ -1698,7 +1698,7 @@
             <w:noProof/>
             <w:webHidden/>
           </w:rPr>
-          <w:instrText xml:space="preserve"> PAGEREF _Toc242310852 \h </w:instrText>
+          <w:instrText xml:space="preserve"> PAGEREF _Toc242442214 \h </w:instrText>
         </w:r>
         <w:r>
           <w:rPr>
@@ -1740,7 +1740,7 @@
           <w:lang w:eastAsia="ru-RU"/>
         </w:rPr>
       </w:pPr>
-      <w:hyperlink w:anchor="_Toc242310853" w:history="1">
+      <w:hyperlink w:anchor="_Toc242442215" w:history="1">
         <w:r>
           <w:rPr>
             <w:rStyle w:val="af3"/>
@@ -1768,7 +1768,7 @@
             <w:noProof/>
             <w:webHidden/>
           </w:rPr>
-          <w:instrText xml:space="preserve"> PAGEREF _Toc242310853 \h </w:instrText>
+          <w:instrText xml:space="preserve"> PAGEREF _Toc242442215 \h </w:instrText>
         </w:r>
         <w:r>
           <w:rPr>
@@ -1810,14 +1810,14 @@
           <w:lang w:eastAsia="ru-RU"/>
         </w:rPr>
       </w:pPr>
-      <w:hyperlink w:anchor="_Toc242310854" w:history="1">
+      <w:hyperlink w:anchor="_Toc242442216" w:history="1">
         <w:r>
           <w:rPr>
             <w:rStyle w:val="af3"/>
             <w:rFonts w:eastAsia="Times New Roman" w:cs="Times New Roman"/>
             <w:noProof/>
           </w:rPr>
-          <w:t>4.3 Результаты повторного тестирования</w:t>
+          <w:t>4.3 Сопоставление результатов тестирования</w:t>
         </w:r>
         <w:r>
           <w:rPr>
@@ -1838,77 +1838,7 @@
             <w:noProof/>
             <w:webHidden/>
           </w:rPr>
-          <w:instrText xml:space="preserve"> PAGEREF _Toc242310854 \h </w:instrText>
-        </w:r>
-        <w:r>
-          <w:rPr>
-            <w:noProof/>
-            <w:webHidden/>
-          </w:rPr>
-        </w:r>
-        <w:r>
-          <w:rPr>
-            <w:noProof/>
-            <w:webHidden/>
-          </w:rPr>
-          <w:fldChar w:fldCharType="separate"/>
-        </w:r>
-        <w:r>
-          <w:rPr>
-            <w:noProof/>
-            <w:webHidden/>
-          </w:rPr>
-          <w:t>10</w:t>
-        </w:r>
-        <w:r>
-          <w:rPr>
-            <w:noProof/>
-            <w:webHidden/>
-          </w:rPr>
-          <w:fldChar w:fldCharType="end"/>
-        </w:r>
-      </w:hyperlink>
-    </w:p>
-    <w:p>
-      <w:pPr>
-        <w:pStyle w:val="24"/>
-        <w:rPr>
-          <w:rFonts w:asciiTheme="minorHAnsi" w:eastAsiaTheme="minorEastAsia" w:hAnsiTheme="minorHAnsi"/>
-          <w:noProof/>
-          <w:color w:val="auto"/>
-          <w:sz w:val="24"/>
-          <w:lang w:eastAsia="ru-RU"/>
-        </w:rPr>
-      </w:pPr>
-      <w:hyperlink w:anchor="_Toc242310855" w:history="1">
-        <w:r>
-          <w:rPr>
-            <w:rStyle w:val="af3"/>
-            <w:rFonts w:eastAsia="Times New Roman" w:cs="Times New Roman"/>
-            <w:noProof/>
-          </w:rPr>
-          <w:t>4.4 Покрытие кода и анализ результатов</w:t>
-        </w:r>
-        <w:r>
-          <w:rPr>
-            <w:noProof/>
-            <w:webHidden/>
-          </w:rPr>
-          <w:tab/>
-        </w:r>
-        <w:r>
-          <w:rPr>
-            <w:noProof/>
-            <w:webHidden/>
-          </w:rPr>
-          <w:fldChar w:fldCharType="begin"/>
-        </w:r>
-        <w:r>
-          <w:rPr>
-            <w:noProof/>
-            <w:webHidden/>
-          </w:rPr>
-          <w:instrText xml:space="preserve"> PAGEREF _Toc242310855 \h </w:instrText>
+          <w:instrText xml:space="preserve"> PAGEREF _Toc242442216 \h </w:instrText>
         </w:r>
         <w:r>
           <w:rPr>
@@ -1941,7 +1871,7 @@
     </w:p>
     <w:p>
       <w:pPr>
-        <w:pStyle w:val="13"/>
+        <w:pStyle w:val="24"/>
         <w:rPr>
           <w:rFonts w:asciiTheme="minorHAnsi" w:eastAsiaTheme="minorEastAsia" w:hAnsiTheme="minorHAnsi"/>
           <w:noProof/>
@@ -1950,14 +1880,14 @@
           <w:lang w:eastAsia="ru-RU"/>
         </w:rPr>
       </w:pPr>
-      <w:hyperlink w:anchor="_Toc242310856" w:history="1">
+      <w:hyperlink w:anchor="_Toc242442217" w:history="1">
         <w:r>
           <w:rPr>
             <w:rStyle w:val="af3"/>
             <w:rFonts w:eastAsia="Times New Roman" w:cs="Times New Roman"/>
             <w:noProof/>
           </w:rPr>
-          <w:t>5 ВЫВОДЫ ПО ВЫПОЛНЕННОМУ ЭТАПУ</w:t>
+          <w:t>4.4 Покрытие кода и анализ результатов</w:t>
         </w:r>
         <w:r>
           <w:rPr>
@@ -1978,7 +1908,7 @@
             <w:noProof/>
             <w:webHidden/>
           </w:rPr>
-          <w:instrText xml:space="preserve"> PAGEREF _Toc242310856 \h </w:instrText>
+          <w:instrText xml:space="preserve"> PAGEREF _Toc242442217 \h </w:instrText>
         </w:r>
         <w:r>
           <w:rPr>
@@ -2020,14 +1950,14 @@
           <w:lang w:eastAsia="ru-RU"/>
         </w:rPr>
       </w:pPr>
-      <w:hyperlink w:anchor="_Toc242310857" w:history="1">
+      <w:hyperlink w:anchor="_Toc242442218" w:history="1">
         <w:r>
           <w:rPr>
             <w:rStyle w:val="af3"/>
             <w:rFonts w:eastAsia="Times New Roman" w:cs="Times New Roman"/>
             <w:noProof/>
           </w:rPr>
-          <w:t>СПИСОК ИСПОЛЬЗОВАННЫХ ИСТОЧНИКОВ</w:t>
+          <w:t>5 ВЫВОДЫ ПО ВЫПОЛНЕННОМУ ЭТАПУ</w:t>
         </w:r>
         <w:r>
           <w:rPr>
@@ -2048,77 +1978,7 @@
             <w:noProof/>
             <w:webHidden/>
           </w:rPr>
-          <w:instrText xml:space="preserve"> PAGEREF _Toc242310857 \h </w:instrText>
-        </w:r>
-        <w:r>
-          <w:rPr>
-            <w:noProof/>
-            <w:webHidden/>
-          </w:rPr>
-        </w:r>
-        <w:r>
-          <w:rPr>
-            <w:noProof/>
-            <w:webHidden/>
-          </w:rPr>
-          <w:fldChar w:fldCharType="separate"/>
-        </w:r>
-        <w:r>
-          <w:rPr>
-            <w:noProof/>
-            <w:webHidden/>
-          </w:rPr>
-          <w:t>12</w:t>
-        </w:r>
-        <w:r>
-          <w:rPr>
-            <w:noProof/>
-            <w:webHidden/>
-          </w:rPr>
-          <w:fldChar w:fldCharType="end"/>
-        </w:r>
-      </w:hyperlink>
-    </w:p>
-    <w:p>
-      <w:pPr>
-        <w:pStyle w:val="13"/>
-        <w:rPr>
-          <w:rFonts w:asciiTheme="minorHAnsi" w:eastAsiaTheme="minorEastAsia" w:hAnsiTheme="minorHAnsi"/>
-          <w:noProof/>
-          <w:color w:val="auto"/>
-          <w:sz w:val="24"/>
-          <w:lang w:eastAsia="ru-RU"/>
-        </w:rPr>
-      </w:pPr>
-      <w:hyperlink w:anchor="_Toc242310858" w:history="1">
-        <w:r>
-          <w:rPr>
-            <w:rStyle w:val="af3"/>
-            <w:rFonts w:eastAsia="Times New Roman" w:cs="Times New Roman"/>
-            <w:noProof/>
-          </w:rPr>
-          <w:t>ПРИЛОЖЕНИЕ А</w:t>
-        </w:r>
-        <w:r>
-          <w:rPr>
-            <w:noProof/>
-            <w:webHidden/>
-          </w:rPr>
-          <w:tab/>
-        </w:r>
-        <w:r>
-          <w:rPr>
-            <w:noProof/>
-            <w:webHidden/>
-          </w:rPr>
-          <w:fldChar w:fldCharType="begin"/>
-        </w:r>
-        <w:r>
-          <w:rPr>
-            <w:noProof/>
-            <w:webHidden/>
-          </w:rPr>
-          <w:instrText xml:space="preserve"> PAGEREF _Toc242310858 \h </w:instrText>
+          <w:instrText xml:space="preserve"> PAGEREF _Toc242442218 \h </w:instrText>
         </w:r>
         <w:r>
           <w:rPr>
@@ -2151,7 +2011,7 @@
     </w:p>
     <w:p>
       <w:pPr>
-        <w:pStyle w:val="24"/>
+        <w:pStyle w:val="13"/>
         <w:rPr>
           <w:rFonts w:asciiTheme="minorHAnsi" w:eastAsiaTheme="minorEastAsia" w:hAnsiTheme="minorHAnsi"/>
           <w:noProof/>
@@ -2160,14 +2020,14 @@
           <w:lang w:eastAsia="ru-RU"/>
         </w:rPr>
       </w:pPr>
-      <w:hyperlink w:anchor="_Toc242310859" w:history="1">
+      <w:hyperlink w:anchor="_Toc242442219" w:history="1">
         <w:r>
           <w:rPr>
             <w:rStyle w:val="af3"/>
             <w:rFonts w:eastAsia="Times New Roman" w:cs="Times New Roman"/>
             <w:noProof/>
           </w:rPr>
-          <w:t>Исходные тексты программы</w:t>
+          <w:t>СПИСОК ИСПОЛЬЗОВАННЫХ ИСТОЧНИКОВ</w:t>
         </w:r>
         <w:r>
           <w:rPr>
@@ -2188,7 +2048,7 @@
             <w:noProof/>
             <w:webHidden/>
           </w:rPr>
-          <w:instrText xml:space="preserve"> PAGEREF _Toc242310859 \h </w:instrText>
+          <w:instrText xml:space="preserve"> PAGEREF _Toc242442219 \h </w:instrText>
         </w:r>
         <w:r>
           <w:rPr>
@@ -2221,7 +2081,7 @@
     </w:p>
     <w:p>
       <w:pPr>
-        <w:pStyle w:val="24"/>
+        <w:pStyle w:val="13"/>
         <w:rPr>
           <w:rFonts w:asciiTheme="minorHAnsi" w:eastAsiaTheme="minorEastAsia" w:hAnsiTheme="minorHAnsi"/>
           <w:noProof/>
@@ -2230,14 +2090,14 @@
           <w:lang w:eastAsia="ru-RU"/>
         </w:rPr>
       </w:pPr>
-      <w:hyperlink w:anchor="_Toc242310860" w:history="1">
+      <w:hyperlink w:anchor="_Toc242442220" w:history="1">
         <w:r>
           <w:rPr>
             <w:rStyle w:val="af3"/>
             <w:rFonts w:eastAsia="Times New Roman" w:cs="Times New Roman"/>
             <w:noProof/>
           </w:rPr>
-          <w:t>А.2 Консольное меню main.py</w:t>
+          <w:t>ПРИЛОЖЕНИЕ А</w:t>
         </w:r>
         <w:r>
           <w:rPr>
@@ -2258,7 +2118,7 @@
             <w:noProof/>
             <w:webHidden/>
           </w:rPr>
-          <w:instrText xml:space="preserve"> PAGEREF _Toc242310860 \h </w:instrText>
+          <w:instrText xml:space="preserve"> PAGEREF _Toc242442220 \h </w:instrText>
         </w:r>
         <w:r>
           <w:rPr>
@@ -2291,7 +2151,7 @@
     </w:p>
     <w:p>
       <w:pPr>
-        <w:pStyle w:val="13"/>
+        <w:pStyle w:val="24"/>
         <w:rPr>
           <w:rFonts w:asciiTheme="minorHAnsi" w:eastAsiaTheme="minorEastAsia" w:hAnsiTheme="minorHAnsi"/>
           <w:noProof/>
@@ -2300,7 +2160,147 @@
           <w:lang w:eastAsia="ru-RU"/>
         </w:rPr>
       </w:pPr>
-      <w:hyperlink w:anchor="_Toc242310861" w:history="1">
+      <w:hyperlink w:anchor="_Toc242442221" w:history="1">
+        <w:r>
+          <w:rPr>
+            <w:rStyle w:val="af3"/>
+            <w:rFonts w:eastAsia="Times New Roman" w:cs="Times New Roman"/>
+            <w:noProof/>
+          </w:rPr>
+          <w:t>Исходные тексты программы</w:t>
+        </w:r>
+        <w:r>
+          <w:rPr>
+            <w:noProof/>
+            <w:webHidden/>
+          </w:rPr>
+          <w:tab/>
+        </w:r>
+        <w:r>
+          <w:rPr>
+            <w:noProof/>
+            <w:webHidden/>
+          </w:rPr>
+          <w:fldChar w:fldCharType="begin"/>
+        </w:r>
+        <w:r>
+          <w:rPr>
+            <w:noProof/>
+            <w:webHidden/>
+          </w:rPr>
+          <w:instrText xml:space="preserve"> PAGEREF _Toc242442221 \h </w:instrText>
+        </w:r>
+        <w:r>
+          <w:rPr>
+            <w:noProof/>
+            <w:webHidden/>
+          </w:rPr>
+        </w:r>
+        <w:r>
+          <w:rPr>
+            <w:noProof/>
+            <w:webHidden/>
+          </w:rPr>
+          <w:fldChar w:fldCharType="separate"/>
+        </w:r>
+        <w:r>
+          <w:rPr>
+            <w:noProof/>
+            <w:webHidden/>
+          </w:rPr>
+          <w:t>14</w:t>
+        </w:r>
+        <w:r>
+          <w:rPr>
+            <w:noProof/>
+            <w:webHidden/>
+          </w:rPr>
+          <w:fldChar w:fldCharType="end"/>
+        </w:r>
+      </w:hyperlink>
+    </w:p>
+    <w:p>
+      <w:pPr>
+        <w:pStyle w:val="24"/>
+        <w:rPr>
+          <w:rFonts w:asciiTheme="minorHAnsi" w:eastAsiaTheme="minorEastAsia" w:hAnsiTheme="minorHAnsi"/>
+          <w:noProof/>
+          <w:color w:val="auto"/>
+          <w:sz w:val="24"/>
+          <w:lang w:eastAsia="ru-RU"/>
+        </w:rPr>
+      </w:pPr>
+      <w:hyperlink w:anchor="_Toc242442222" w:history="1">
+        <w:r>
+          <w:rPr>
+            <w:rStyle w:val="af3"/>
+            <w:rFonts w:eastAsia="Times New Roman" w:cs="Times New Roman"/>
+            <w:noProof/>
+          </w:rPr>
+          <w:t>А.2 Консольное меню main.py</w:t>
+        </w:r>
+        <w:r>
+          <w:rPr>
+            <w:noProof/>
+            <w:webHidden/>
+          </w:rPr>
+          <w:tab/>
+        </w:r>
+        <w:r>
+          <w:rPr>
+            <w:noProof/>
+            <w:webHidden/>
+          </w:rPr>
+          <w:fldChar w:fldCharType="begin"/>
+        </w:r>
+        <w:r>
+          <w:rPr>
+            <w:noProof/>
+            <w:webHidden/>
+          </w:rPr>
+          <w:instrText xml:space="preserve"> PAGEREF _Toc242442222 \h </w:instrText>
+        </w:r>
+        <w:r>
+          <w:rPr>
+            <w:noProof/>
+            <w:webHidden/>
+          </w:rPr>
+        </w:r>
+        <w:r>
+          <w:rPr>
+            <w:noProof/>
+            <w:webHidden/>
+          </w:rPr>
+          <w:fldChar w:fldCharType="separate"/>
+        </w:r>
+        <w:r>
+          <w:rPr>
+            <w:noProof/>
+            <w:webHidden/>
+          </w:rPr>
+          <w:t>15</w:t>
+        </w:r>
+        <w:r>
+          <w:rPr>
+            <w:noProof/>
+            <w:webHidden/>
+          </w:rPr>
+          <w:fldChar w:fldCharType="end"/>
+        </w:r>
+      </w:hyperlink>
+    </w:p>
+    <w:p>
+      <w:pPr>
+        <w:pStyle w:val="13"/>
+        <w:rPr>
+          <w:rFonts w:asciiTheme="minorHAnsi" w:eastAsiaTheme="minorEastAsia" w:hAnsiTheme="minorHAnsi"/>
+          <w:noProof/>
+          <w:color w:val="auto"/>
+          <w:sz w:val="24"/>
+          <w:lang w:eastAsia="ru-RU"/>
+        </w:rPr>
+      </w:pPr>
+      <w:hyperlink w:anchor="_Toc242442223" w:history="1">
         <w:r>
           <w:rPr>
             <w:rStyle w:val="af3"/>
@@ -2328,7 +2328,7 @@
             <w:noProof/>
             <w:webHidden/>
           </w:rPr>
-          <w:instrText xml:space="preserve"> PAGEREF _Toc242310861 \h </w:instrText>
+          <w:instrText xml:space="preserve"> PAGEREF _Toc242442223 \h </w:instrText>
         </w:r>
         <w:r>
           <w:rPr>
@@ -2348,7 +2348,7 @@
             <w:noProof/>
             <w:webHidden/>
           </w:rPr>
-          <w:t>16</w:t>
+          <w:t>17</w:t>
         </w:r>
         <w:r>
           <w:rPr>
@@ -2370,7 +2370,7 @@
           <w:lang w:eastAsia="ru-RU"/>
         </w:rPr>
       </w:pPr>
-      <w:hyperlink w:anchor="_Toc242310862" w:history="1">
+      <w:hyperlink w:anchor="_Toc242442224" w:history="1">
         <w:r>
           <w:rPr>
             <w:rStyle w:val="af3"/>
@@ -2398,7 +2398,7 @@
             <w:noProof/>
             <w:webHidden/>
           </w:rPr>
-          <w:instrText xml:space="preserve"> PAGEREF _Toc242310862 \h </w:instrText>
+          <w:instrText xml:space="preserve"> PAGEREF _Toc242442224 \h </w:instrText>
         </w:r>
         <w:r>
           <w:rPr>
@@ -2418,7 +2418,7 @@
             <w:noProof/>
             <w:webHidden/>
           </w:rPr>
-          <w:t>16</w:t>
+          <w:t>17</w:t>
         </w:r>
         <w:r>
           <w:rPr>
@@ -2442,7 +2442,7 @@
         <w:pStyle w:val="10"/>
         <w:pageBreakBefore/>
       </w:pPr>
-      <w:bookmarkStart w:id="0" w:name="_Toc242310843"/>
+      <w:bookmarkStart w:id="0" w:name="_Toc242442205"/>
       <w:r>
         <w:rPr>
           <w:rFonts w:ascii="Times New Roman" w:eastAsia="Times New Roman" w:hAnsi="Times New Roman" w:cs="Times New Roman"/>
@@ -2574,7 +2574,7 @@
         <w:pStyle w:val="10"/>
         <w:pageBreakBefore/>
       </w:pPr>
-      <w:bookmarkStart w:id="1" w:name="_Toc242310844"/>
+      <w:bookmarkStart w:id="1" w:name="_Toc242442206"/>
       <w:r>
         <w:rPr>
           <w:rFonts w:ascii="Times New Roman" w:eastAsia="Times New Roman" w:hAnsi="Times New Roman" w:cs="Times New Roman"/>
@@ -2588,7 +2588,7 @@
       <w:pPr>
         <w:pStyle w:val="20"/>
       </w:pPr>
-      <w:bookmarkStart w:id="2" w:name="_Toc242310845"/>
+      <w:bookmarkStart w:id="2" w:name="_Toc242442207"/>
       <w:r>
         <w:rPr>
           <w:rFonts w:ascii="Times New Roman" w:eastAsia="Times New Roman" w:hAnsi="Times New Roman" w:cs="Times New Roman"/>
@@ -3138,7 +3138,7 @@
       <w:pPr>
         <w:pStyle w:val="20"/>
       </w:pPr>
-      <w:bookmarkStart w:id="3" w:name="_Toc242310846"/>
+      <w:bookmarkStart w:id="3" w:name="_Toc242442208"/>
       <w:r>
         <w:rPr>
           <w:rFonts w:ascii="Times New Roman" w:eastAsia="Times New Roman" w:hAnsi="Times New Roman" w:cs="Times New Roman"/>
@@ -3806,7 +3806,7 @@
         <w:pStyle w:val="20"/>
         <w:pageBreakBefore/>
       </w:pPr>
-      <w:bookmarkStart w:id="4" w:name="_Toc242310847"/>
+      <w:bookmarkStart w:id="4" w:name="_Toc242442209"/>
       <w:r>
         <w:rPr>
           <w:rFonts w:ascii="Times New Roman" w:eastAsia="Times New Roman" w:hAnsi="Times New Roman" w:cs="Times New Roman"/>
@@ -4382,7 +4382,7 @@
         <w:pStyle w:val="10"/>
         <w:pageBreakBefore/>
       </w:pPr>
-      <w:bookmarkStart w:id="5" w:name="_Toc242310848"/>
+      <w:bookmarkStart w:id="5" w:name="_Toc242442210"/>
       <w:r>
         <w:rPr>
           <w:rFonts w:ascii="Times New Roman" w:eastAsia="Times New Roman" w:hAnsi="Times New Roman" w:cs="Times New Roman"/>
@@ -4396,7 +4396,7 @@
       <w:pPr>
         <w:pStyle w:val="20"/>
       </w:pPr>
-      <w:bookmarkStart w:id="6" w:name="_Toc242310849"/>
+      <w:bookmarkStart w:id="6" w:name="_Toc242442211"/>
       <w:r>
         <w:rPr>
           <w:rFonts w:ascii="Times New Roman" w:eastAsia="Times New Roman" w:hAnsi="Times New Roman" w:cs="Times New Roman"/>
@@ -4433,7 +4433,7 @@
           <w:noProof/>
         </w:rPr>
         <w:drawing>
-          <wp:inline distT="0" distB="0" distL="0" distR="0" wp14:anchorId="5041D021" wp14:editId="07DA6CC4">
+          <wp:inline distT="0" distB="0" distL="0" distR="0" wp14:anchorId="4209810E" wp14:editId="01A8BE2C">
             <wp:extent cx="5760000" cy="2595945"/>
             <wp:effectExtent l="0" t="0" r="0" b="0"/>
             <wp:docPr id="3" name="Picture 3" descr="Рисунок 1 — Чтение содержимого файла example.txt"/>
@@ -4504,7 +4504,7 @@
         <w:pStyle w:val="20"/>
         <w:pageBreakBefore/>
       </w:pPr>
-      <w:bookmarkStart w:id="7" w:name="_Toc242310850"/>
+      <w:bookmarkStart w:id="7" w:name="_Toc242442212"/>
       <w:r>
         <w:rPr>
           <w:rFonts w:ascii="Times New Roman" w:eastAsia="Times New Roman" w:hAnsi="Times New Roman" w:cs="Times New Roman"/>
@@ -4534,7 +4534,7 @@
           <w:noProof/>
         </w:rPr>
         <w:drawing>
-          <wp:inline distT="0" distB="0" distL="0" distR="0" wp14:anchorId="618B4875" wp14:editId="3767A59E">
+          <wp:inline distT="0" distB="0" distL="0" distR="0" wp14:anchorId="4194476C" wp14:editId="7084BEDE">
             <wp:extent cx="5760000" cy="5549525"/>
             <wp:effectExtent l="0" t="0" r="0" b="0"/>
             <wp:docPr id="4" name="Picture 4" descr="Рисунок 2 — Запись, добавление и чтение текста"/>
@@ -4597,7 +4597,7 @@
         <w:pStyle w:val="10"/>
         <w:pageBreakBefore/>
       </w:pPr>
-      <w:bookmarkStart w:id="8" w:name="_Toc242310851"/>
+      <w:bookmarkStart w:id="8" w:name="_Toc242442213"/>
       <w:r>
         <w:rPr>
           <w:rFonts w:ascii="Times New Roman" w:eastAsia="Times New Roman" w:hAnsi="Times New Roman" w:cs="Times New Roman"/>
@@ -4611,7 +4611,7 @@
       <w:pPr>
         <w:pStyle w:val="20"/>
       </w:pPr>
-      <w:bookmarkStart w:id="9" w:name="_Toc242310852"/>
+      <w:bookmarkStart w:id="9" w:name="_Toc242442214"/>
       <w:r>
         <w:rPr>
           <w:rFonts w:ascii="Times New Roman" w:eastAsia="Times New Roman" w:hAnsi="Times New Roman" w:cs="Times New Roman"/>
@@ -5405,7 +5405,7 @@
         <w:pStyle w:val="20"/>
         <w:pageBreakBefore/>
       </w:pPr>
-      <w:bookmarkStart w:id="10" w:name="_Toc242310853"/>
+      <w:bookmarkStart w:id="10" w:name="_Toc242442215"/>
       <w:r>
         <w:rPr>
           <w:rFonts w:ascii="Times New Roman" w:eastAsia="Times New Roman" w:hAnsi="Times New Roman" w:cs="Times New Roman"/>
@@ -5949,13 +5949,979 @@
         <w:rPr>
           <w:rFonts w:eastAsia="Times New Roman" w:cs="Times New Roman"/>
         </w:rPr>
-        <w:t>Для воспроизведения создаётся файл из трёх строк: «Python», «Java», «Python снова». Затем выполняется поиск подстроки «Python». Ожидаются пары (1, «Python») и (3, «Python снова»); исходная версия возвращает (0, «Python») и (2, «Python снова»).</w:t>
-      </w:r>
-    </w:p>
-    <w:p>
+        <w:t>Чтобы увидеть ошибку, тест создаёт текстовый файл с тремя строками: 1 — «Python», 2 — «Java», 3 — «Python снова». Затем вызывает поиск по запросу «Python» и сравнивает результат со списком ожидаемых пар:</w:t>
+      </w:r>
+    </w:p>
+    <w:p>
+      <w:pPr>
+        <w:widowControl w:val="0"/>
+        <w:spacing w:line="210" w:lineRule="exact"/>
+        <w:ind w:firstLine="0"/>
+        <w:jc w:val="left"/>
+      </w:pPr>
+      <w:r>
+        <w:rPr>
+          <w:rFonts w:ascii="Courier New" w:eastAsia="Courier New" w:hAnsi="Courier New" w:cs="Courier New"/>
+          <w:sz w:val="20"/>
+        </w:rPr>
+        <w:t>path.write_text("Python\nJava\nPython снова\n", encoding="utf-8")</w:t>
+      </w:r>
+    </w:p>
+    <w:p>
+      <w:pPr>
+        <w:widowControl w:val="0"/>
+        <w:spacing w:line="210" w:lineRule="exact"/>
+        <w:ind w:firstLine="0"/>
+        <w:jc w:val="left"/>
+      </w:pPr>
+      <w:r>
+        <w:rPr>
+          <w:rFonts w:ascii="Courier New" w:eastAsia="Courier New" w:hAnsi="Courier New" w:cs="Courier New"/>
+          <w:sz w:val="20"/>
+        </w:rPr>
+        <w:t>result = search_in_file(str(path), "Python")</w:t>
+      </w:r>
+    </w:p>
+    <w:p>
+      <w:pPr>
+        <w:widowControl w:val="0"/>
+        <w:spacing w:line="210" w:lineRule="exact"/>
+        <w:ind w:firstLine="0"/>
+        <w:jc w:val="left"/>
+      </w:pPr>
+      <w:r>
+        <w:rPr>
+          <w:rFonts w:ascii="Courier New" w:eastAsia="Courier New" w:hAnsi="Courier New" w:cs="Courier New"/>
+          <w:sz w:val="20"/>
+        </w:rPr>
+        <w:t>assert result == [(1, "Python"), (3, "Python снова")]</w:t>
+      </w:r>
+    </w:p>
+    <w:p>
+      <w:pPr>
+        <w:keepNext/>
+        <w:spacing w:before="120" w:after="120" w:line="240" w:lineRule="auto"/>
+        <w:ind w:firstLine="0"/>
+      </w:pPr>
       <w:r>
         <w:rPr>
           <w:rFonts w:eastAsia="Times New Roman" w:cs="Times New Roman"/>
+          <w:sz w:val="24"/>
+        </w:rPr>
+        <w:t>Таблица 6 — Фактический и ожидаемый результат поиска</w:t>
+      </w:r>
+    </w:p>
+    <w:tbl>
+      <w:tblPr>
+        <w:tblW w:w="0" w:type="auto"/>
+        <w:jc w:val="center"/>
+        <w:tblLayout w:type="fixed"/>
+        <w:tblLook w:val="04A0" w:firstRow="1" w:lastRow="0" w:firstColumn="1" w:lastColumn="0" w:noHBand="0" w:noVBand="1"/>
+      </w:tblPr>
+      <w:tblGrid>
+        <w:gridCol w:w="2551"/>
+        <w:gridCol w:w="3061"/>
+        <w:gridCol w:w="3742"/>
+      </w:tblGrid>
+      <w:tr>
+        <w:trPr>
+          <w:cantSplit/>
+          <w:tblHeader/>
+          <w:jc w:val="center"/>
+        </w:trPr>
+        <w:tc>
+          <w:tcPr>
+            <w:tcW w:w="2551" w:type="dxa"/>
+            <w:tcBorders>
+              <w:top w:val="single" w:sz="4" w:space="0" w:color="808080"/>
+              <w:left w:val="single" w:sz="4" w:space="0" w:color="808080"/>
+              <w:bottom w:val="single" w:sz="4" w:space="0" w:color="808080"/>
+              <w:right w:val="single" w:sz="4" w:space="0" w:color="808080"/>
+            </w:tcBorders>
+            <w:shd w:val="clear" w:color="auto" w:fill="EDEDED"/>
+            <w:tcMar>
+              <w:top w:w="75" w:type="dxa"/>
+              <w:left w:w="90" w:type="dxa"/>
+              <w:bottom w:w="75" w:type="dxa"/>
+              <w:right w:w="90" w:type="dxa"/>
+            </w:tcMar>
+            <w:vAlign w:val="center"/>
+          </w:tcPr>
+          <w:p>
+            <w:pPr>
+              <w:spacing w:line="240" w:lineRule="auto"/>
+              <w:ind w:firstLine="0"/>
+              <w:jc w:val="center"/>
+            </w:pPr>
+            <w:r>
+              <w:rPr>
+                <w:rFonts w:eastAsia="Times New Roman" w:cs="Times New Roman"/>
+                <w:b/>
+                <w:sz w:val="22"/>
+              </w:rPr>
+              <w:t>Строка файла</w:t>
+            </w:r>
+          </w:p>
+        </w:tc>
+        <w:tc>
+          <w:tcPr>
+            <w:tcW w:w="3061" w:type="dxa"/>
+            <w:tcBorders>
+              <w:top w:val="single" w:sz="4" w:space="0" w:color="808080"/>
+              <w:left w:val="single" w:sz="4" w:space="0" w:color="808080"/>
+              <w:bottom w:val="single" w:sz="4" w:space="0" w:color="808080"/>
+              <w:right w:val="single" w:sz="4" w:space="0" w:color="808080"/>
+            </w:tcBorders>
+            <w:shd w:val="clear" w:color="auto" w:fill="EDEDED"/>
+            <w:tcMar>
+              <w:top w:w="75" w:type="dxa"/>
+              <w:left w:w="90" w:type="dxa"/>
+              <w:bottom w:w="75" w:type="dxa"/>
+              <w:right w:w="90" w:type="dxa"/>
+            </w:tcMar>
+            <w:vAlign w:val="center"/>
+          </w:tcPr>
+          <w:p>
+            <w:pPr>
+              <w:spacing w:line="240" w:lineRule="auto"/>
+              <w:ind w:firstLine="0"/>
+              <w:jc w:val="center"/>
+            </w:pPr>
+            <w:r>
+              <w:rPr>
+                <w:rFonts w:eastAsia="Times New Roman" w:cs="Times New Roman"/>
+                <w:b/>
+                <w:sz w:val="22"/>
+              </w:rPr>
+              <w:t>Ожидалось</w:t>
+            </w:r>
+          </w:p>
+        </w:tc>
+        <w:tc>
+          <w:tcPr>
+            <w:tcW w:w="3742" w:type="dxa"/>
+            <w:tcBorders>
+              <w:top w:val="single" w:sz="4" w:space="0" w:color="808080"/>
+              <w:left w:val="single" w:sz="4" w:space="0" w:color="808080"/>
+              <w:bottom w:val="single" w:sz="4" w:space="0" w:color="808080"/>
+              <w:right w:val="single" w:sz="4" w:space="0" w:color="808080"/>
+            </w:tcBorders>
+            <w:shd w:val="clear" w:color="auto" w:fill="EDEDED"/>
+            <w:tcMar>
+              <w:top w:w="75" w:type="dxa"/>
+              <w:left w:w="90" w:type="dxa"/>
+              <w:bottom w:w="75" w:type="dxa"/>
+              <w:right w:w="90" w:type="dxa"/>
+            </w:tcMar>
+            <w:vAlign w:val="center"/>
+          </w:tcPr>
+          <w:p>
+            <w:pPr>
+              <w:spacing w:line="240" w:lineRule="auto"/>
+              <w:ind w:firstLine="0"/>
+              <w:jc w:val="center"/>
+            </w:pPr>
+            <w:r>
+              <w:rPr>
+                <w:rFonts w:eastAsia="Times New Roman" w:cs="Times New Roman"/>
+                <w:b/>
+                <w:sz w:val="22"/>
+              </w:rPr>
+              <w:t>Получено до исправления</w:t>
+            </w:r>
+          </w:p>
+        </w:tc>
+      </w:tr>
+      <w:tr>
+        <w:trPr>
+          <w:cantSplit/>
+          <w:jc w:val="center"/>
+        </w:trPr>
+        <w:tc>
+          <w:tcPr>
+            <w:tcW w:w="2551" w:type="dxa"/>
+            <w:tcBorders>
+              <w:top w:val="single" w:sz="4" w:space="0" w:color="808080"/>
+              <w:left w:val="single" w:sz="4" w:space="0" w:color="808080"/>
+              <w:bottom w:val="single" w:sz="4" w:space="0" w:color="808080"/>
+              <w:right w:val="single" w:sz="4" w:space="0" w:color="808080"/>
+            </w:tcBorders>
+            <w:tcMar>
+              <w:top w:w="75" w:type="dxa"/>
+              <w:left w:w="90" w:type="dxa"/>
+              <w:bottom w:w="75" w:type="dxa"/>
+              <w:right w:w="90" w:type="dxa"/>
+            </w:tcMar>
+            <w:vAlign w:val="center"/>
+          </w:tcPr>
+          <w:p>
+            <w:pPr>
+              <w:spacing w:line="240" w:lineRule="auto"/>
+              <w:ind w:firstLine="0"/>
+              <w:jc w:val="left"/>
+            </w:pPr>
+            <w:r>
+              <w:rPr>
+                <w:rFonts w:eastAsia="Times New Roman" w:cs="Times New Roman"/>
+                <w:sz w:val="22"/>
+              </w:rPr>
+              <w:t>1: Python</w:t>
+            </w:r>
+          </w:p>
+        </w:tc>
+        <w:tc>
+          <w:tcPr>
+            <w:tcW w:w="3061" w:type="dxa"/>
+            <w:tcBorders>
+              <w:top w:val="single" w:sz="4" w:space="0" w:color="808080"/>
+              <w:left w:val="single" w:sz="4" w:space="0" w:color="808080"/>
+              <w:bottom w:val="single" w:sz="4" w:space="0" w:color="808080"/>
+              <w:right w:val="single" w:sz="4" w:space="0" w:color="808080"/>
+            </w:tcBorders>
+            <w:tcMar>
+              <w:top w:w="75" w:type="dxa"/>
+              <w:left w:w="90" w:type="dxa"/>
+              <w:bottom w:w="75" w:type="dxa"/>
+              <w:right w:w="90" w:type="dxa"/>
+            </w:tcMar>
+            <w:vAlign w:val="center"/>
+          </w:tcPr>
+          <w:p>
+            <w:pPr>
+              <w:spacing w:line="240" w:lineRule="auto"/>
+              <w:ind w:firstLine="0"/>
+              <w:jc w:val="left"/>
+            </w:pPr>
+            <w:r>
+              <w:rPr>
+                <w:rFonts w:eastAsia="Times New Roman" w:cs="Times New Roman"/>
+                <w:sz w:val="22"/>
+              </w:rPr>
+              <w:t>(1, Python)</w:t>
+            </w:r>
+          </w:p>
+        </w:tc>
+        <w:tc>
+          <w:tcPr>
+            <w:tcW w:w="3742" w:type="dxa"/>
+            <w:tcBorders>
+              <w:top w:val="single" w:sz="4" w:space="0" w:color="808080"/>
+              <w:left w:val="single" w:sz="4" w:space="0" w:color="808080"/>
+              <w:bottom w:val="single" w:sz="4" w:space="0" w:color="808080"/>
+              <w:right w:val="single" w:sz="4" w:space="0" w:color="808080"/>
+            </w:tcBorders>
+            <w:tcMar>
+              <w:top w:w="75" w:type="dxa"/>
+              <w:left w:w="90" w:type="dxa"/>
+              <w:bottom w:w="75" w:type="dxa"/>
+              <w:right w:w="90" w:type="dxa"/>
+            </w:tcMar>
+            <w:vAlign w:val="center"/>
+          </w:tcPr>
+          <w:p>
+            <w:pPr>
+              <w:spacing w:line="240" w:lineRule="auto"/>
+              <w:ind w:firstLine="0"/>
+              <w:jc w:val="left"/>
+            </w:pPr>
+            <w:r>
+              <w:rPr>
+                <w:rFonts w:eastAsia="Times New Roman" w:cs="Times New Roman"/>
+                <w:sz w:val="22"/>
+              </w:rPr>
+              <w:t>(0, Python)</w:t>
+            </w:r>
+          </w:p>
+        </w:tc>
+      </w:tr>
+      <w:tr>
+        <w:trPr>
+          <w:cantSplit/>
+          <w:jc w:val="center"/>
+        </w:trPr>
+        <w:tc>
+          <w:tcPr>
+            <w:tcW w:w="2551" w:type="dxa"/>
+            <w:tcBorders>
+              <w:top w:val="single" w:sz="4" w:space="0" w:color="808080"/>
+              <w:left w:val="single" w:sz="4" w:space="0" w:color="808080"/>
+              <w:bottom w:val="single" w:sz="4" w:space="0" w:color="808080"/>
+              <w:right w:val="single" w:sz="4" w:space="0" w:color="808080"/>
+            </w:tcBorders>
+            <w:tcMar>
+              <w:top w:w="75" w:type="dxa"/>
+              <w:left w:w="90" w:type="dxa"/>
+              <w:bottom w:w="75" w:type="dxa"/>
+              <w:right w:w="90" w:type="dxa"/>
+            </w:tcMar>
+            <w:vAlign w:val="center"/>
+          </w:tcPr>
+          <w:p>
+            <w:pPr>
+              <w:spacing w:line="240" w:lineRule="auto"/>
+              <w:ind w:firstLine="0"/>
+              <w:jc w:val="left"/>
+            </w:pPr>
+            <w:r>
+              <w:rPr>
+                <w:rFonts w:eastAsia="Times New Roman" w:cs="Times New Roman"/>
+                <w:sz w:val="22"/>
+              </w:rPr>
+              <w:t>3: Python снова</w:t>
+            </w:r>
+          </w:p>
+        </w:tc>
+        <w:tc>
+          <w:tcPr>
+            <w:tcW w:w="3061" w:type="dxa"/>
+            <w:tcBorders>
+              <w:top w:val="single" w:sz="4" w:space="0" w:color="808080"/>
+              <w:left w:val="single" w:sz="4" w:space="0" w:color="808080"/>
+              <w:bottom w:val="single" w:sz="4" w:space="0" w:color="808080"/>
+              <w:right w:val="single" w:sz="4" w:space="0" w:color="808080"/>
+            </w:tcBorders>
+            <w:tcMar>
+              <w:top w:w="75" w:type="dxa"/>
+              <w:left w:w="90" w:type="dxa"/>
+              <w:bottom w:w="75" w:type="dxa"/>
+              <w:right w:w="90" w:type="dxa"/>
+            </w:tcMar>
+            <w:vAlign w:val="center"/>
+          </w:tcPr>
+          <w:p>
+            <w:pPr>
+              <w:spacing w:line="240" w:lineRule="auto"/>
+              <w:ind w:firstLine="0"/>
+              <w:jc w:val="left"/>
+            </w:pPr>
+            <w:r>
+              <w:rPr>
+                <w:rFonts w:eastAsia="Times New Roman" w:cs="Times New Roman"/>
+                <w:sz w:val="22"/>
+              </w:rPr>
+              <w:t>(3, Python снова)</w:t>
+            </w:r>
+          </w:p>
+        </w:tc>
+        <w:tc>
+          <w:tcPr>
+            <w:tcW w:w="3742" w:type="dxa"/>
+            <w:tcBorders>
+              <w:top w:val="single" w:sz="4" w:space="0" w:color="808080"/>
+              <w:left w:val="single" w:sz="4" w:space="0" w:color="808080"/>
+              <w:bottom w:val="single" w:sz="4" w:space="0" w:color="808080"/>
+              <w:right w:val="single" w:sz="4" w:space="0" w:color="808080"/>
+            </w:tcBorders>
+            <w:tcMar>
+              <w:top w:w="75" w:type="dxa"/>
+              <w:left w:w="90" w:type="dxa"/>
+              <w:bottom w:w="75" w:type="dxa"/>
+              <w:right w:w="90" w:type="dxa"/>
+            </w:tcMar>
+            <w:vAlign w:val="center"/>
+          </w:tcPr>
+          <w:p>
+            <w:pPr>
+              <w:spacing w:line="240" w:lineRule="auto"/>
+              <w:ind w:firstLine="0"/>
+              <w:jc w:val="left"/>
+            </w:pPr>
+            <w:r>
+              <w:rPr>
+                <w:rFonts w:eastAsia="Times New Roman" w:cs="Times New Roman"/>
+                <w:sz w:val="22"/>
+              </w:rPr>
+              <w:t>(2, Python снова)</w:t>
+            </w:r>
+          </w:p>
+        </w:tc>
+      </w:tr>
+    </w:tbl>
+    <w:p>
+      <w:r>
+        <w:rPr>
+          <w:rFonts w:eastAsia="Times New Roman" w:cs="Times New Roman"/>
+        </w:rPr>
+        <w:t>Текст совпадений одинаковый; отличается только номер каждой строки. Pytest сообщает для первого совпадения: «At index 0 diff: (0, Python) != (1, Python)». Именно сравнение с ожидаемым номером обнаружило дефект.</w:t>
+      </w:r>
+    </w:p>
+    <w:p>
+      <w:pPr>
+        <w:pStyle w:val="30"/>
+        <w:pageBreakBefore/>
+      </w:pPr>
+      <w:r>
+        <w:rPr>
+          <w:rFonts w:eastAsia="Times New Roman" w:cs="Times New Roman"/>
+        </w:rPr>
+        <w:lastRenderedPageBreak/>
+        <w:t>4.2.1 Анализ четырёх упавших тестов</w:t>
+      </w:r>
+    </w:p>
+    <w:p>
+      <w:r>
+        <w:rPr>
+          <w:rFonts w:eastAsia="Times New Roman" w:cs="Times New Roman"/>
+        </w:rPr>
+        <w:t>В таблице 7 показаны все проверки, которые упали на исходной версии. В каждом случае искомый текст найден верно, но номер строки уменьшен на единицу.</w:t>
+      </w:r>
+    </w:p>
+    <w:p>
+      <w:pPr>
+        <w:keepNext/>
+        <w:spacing w:before="120" w:after="120" w:line="240" w:lineRule="auto"/>
+        <w:ind w:firstLine="0"/>
+      </w:pPr>
+      <w:r>
+        <w:rPr>
+          <w:rFonts w:eastAsia="Times New Roman" w:cs="Times New Roman"/>
+          <w:sz w:val="24"/>
+        </w:rPr>
+        <w:t>Таблица 7 — Проявления дефекта в разных тестах</w:t>
+      </w:r>
+    </w:p>
+    <w:tbl>
+      <w:tblPr>
+        <w:tblW w:w="0" w:type="auto"/>
+        <w:jc w:val="center"/>
+        <w:tblLayout w:type="fixed"/>
+        <w:tblLook w:val="04A0" w:firstRow="1" w:lastRow="0" w:firstColumn="1" w:lastColumn="0" w:noHBand="0" w:noVBand="1"/>
+      </w:tblPr>
+      <w:tblGrid>
+        <w:gridCol w:w="3969"/>
+        <w:gridCol w:w="2438"/>
+        <w:gridCol w:w="2948"/>
+      </w:tblGrid>
+      <w:tr>
+        <w:trPr>
+          <w:cantSplit/>
+          <w:tblHeader/>
+          <w:jc w:val="center"/>
+        </w:trPr>
+        <w:tc>
+          <w:tcPr>
+            <w:tcW w:w="3969" w:type="dxa"/>
+            <w:tcBorders>
+              <w:top w:val="single" w:sz="4" w:space="0" w:color="808080"/>
+              <w:left w:val="single" w:sz="4" w:space="0" w:color="808080"/>
+              <w:bottom w:val="single" w:sz="4" w:space="0" w:color="808080"/>
+              <w:right w:val="single" w:sz="4" w:space="0" w:color="808080"/>
+            </w:tcBorders>
+            <w:shd w:val="clear" w:color="auto" w:fill="EDEDED"/>
+            <w:tcMar>
+              <w:top w:w="75" w:type="dxa"/>
+              <w:left w:w="90" w:type="dxa"/>
+              <w:bottom w:w="75" w:type="dxa"/>
+              <w:right w:w="90" w:type="dxa"/>
+            </w:tcMar>
+            <w:vAlign w:val="center"/>
+          </w:tcPr>
+          <w:p>
+            <w:pPr>
+              <w:spacing w:line="240" w:lineRule="auto"/>
+              <w:ind w:firstLine="0"/>
+              <w:jc w:val="center"/>
+            </w:pPr>
+            <w:r>
+              <w:rPr>
+                <w:rFonts w:eastAsia="Times New Roman" w:cs="Times New Roman"/>
+                <w:b/>
+                <w:sz w:val="22"/>
+              </w:rPr>
+              <w:t>Проверяемая ситуация</w:t>
+            </w:r>
+          </w:p>
+        </w:tc>
+        <w:tc>
+          <w:tcPr>
+            <w:tcW w:w="2438" w:type="dxa"/>
+            <w:tcBorders>
+              <w:top w:val="single" w:sz="4" w:space="0" w:color="808080"/>
+              <w:left w:val="single" w:sz="4" w:space="0" w:color="808080"/>
+              <w:bottom w:val="single" w:sz="4" w:space="0" w:color="808080"/>
+              <w:right w:val="single" w:sz="4" w:space="0" w:color="808080"/>
+            </w:tcBorders>
+            <w:shd w:val="clear" w:color="auto" w:fill="EDEDED"/>
+            <w:tcMar>
+              <w:top w:w="75" w:type="dxa"/>
+              <w:left w:w="90" w:type="dxa"/>
+              <w:bottom w:w="75" w:type="dxa"/>
+              <w:right w:w="90" w:type="dxa"/>
+            </w:tcMar>
+            <w:vAlign w:val="center"/>
+          </w:tcPr>
+          <w:p>
+            <w:pPr>
+              <w:spacing w:line="240" w:lineRule="auto"/>
+              <w:ind w:firstLine="0"/>
+              <w:jc w:val="center"/>
+            </w:pPr>
+            <w:r>
+              <w:rPr>
+                <w:rFonts w:eastAsia="Times New Roman" w:cs="Times New Roman"/>
+                <w:b/>
+                <w:sz w:val="22"/>
+              </w:rPr>
+              <w:t>Ожидалось</w:t>
+            </w:r>
+          </w:p>
+        </w:tc>
+        <w:tc>
+          <w:tcPr>
+            <w:tcW w:w="2948" w:type="dxa"/>
+            <w:tcBorders>
+              <w:top w:val="single" w:sz="4" w:space="0" w:color="808080"/>
+              <w:left w:val="single" w:sz="4" w:space="0" w:color="808080"/>
+              <w:bottom w:val="single" w:sz="4" w:space="0" w:color="808080"/>
+              <w:right w:val="single" w:sz="4" w:space="0" w:color="808080"/>
+            </w:tcBorders>
+            <w:shd w:val="clear" w:color="auto" w:fill="EDEDED"/>
+            <w:tcMar>
+              <w:top w:w="75" w:type="dxa"/>
+              <w:left w:w="90" w:type="dxa"/>
+              <w:bottom w:w="75" w:type="dxa"/>
+              <w:right w:w="90" w:type="dxa"/>
+            </w:tcMar>
+            <w:vAlign w:val="center"/>
+          </w:tcPr>
+          <w:p>
+            <w:pPr>
+              <w:spacing w:line="240" w:lineRule="auto"/>
+              <w:ind w:firstLine="0"/>
+              <w:jc w:val="center"/>
+            </w:pPr>
+            <w:r>
+              <w:rPr>
+                <w:rFonts w:eastAsia="Times New Roman" w:cs="Times New Roman"/>
+                <w:b/>
+                <w:sz w:val="22"/>
+              </w:rPr>
+              <w:t>Получено до исправления</w:t>
+            </w:r>
+          </w:p>
+        </w:tc>
+      </w:tr>
+      <w:tr>
+        <w:trPr>
+          <w:cantSplit/>
+          <w:jc w:val="center"/>
+        </w:trPr>
+        <w:tc>
+          <w:tcPr>
+            <w:tcW w:w="3969" w:type="dxa"/>
+            <w:tcBorders>
+              <w:top w:val="single" w:sz="4" w:space="0" w:color="808080"/>
+              <w:left w:val="single" w:sz="4" w:space="0" w:color="808080"/>
+              <w:bottom w:val="single" w:sz="4" w:space="0" w:color="808080"/>
+              <w:right w:val="single" w:sz="4" w:space="0" w:color="808080"/>
+            </w:tcBorders>
+            <w:tcMar>
+              <w:top w:w="75" w:type="dxa"/>
+              <w:left w:w="90" w:type="dxa"/>
+              <w:bottom w:w="75" w:type="dxa"/>
+              <w:right w:w="90" w:type="dxa"/>
+            </w:tcMar>
+            <w:vAlign w:val="center"/>
+          </w:tcPr>
+          <w:p>
+            <w:pPr>
+              <w:spacing w:line="240" w:lineRule="auto"/>
+              <w:ind w:firstLine="0"/>
+              <w:jc w:val="left"/>
+            </w:pPr>
+            <w:r>
+              <w:rPr>
+                <w:rFonts w:eastAsia="Times New Roman" w:cs="Times New Roman"/>
+                <w:sz w:val="22"/>
+              </w:rPr>
+              <w:t>Два совпадения «Python»</w:t>
+            </w:r>
+          </w:p>
+        </w:tc>
+        <w:tc>
+          <w:tcPr>
+            <w:tcW w:w="2438" w:type="dxa"/>
+            <w:tcBorders>
+              <w:top w:val="single" w:sz="4" w:space="0" w:color="808080"/>
+              <w:left w:val="single" w:sz="4" w:space="0" w:color="808080"/>
+              <w:bottom w:val="single" w:sz="4" w:space="0" w:color="808080"/>
+              <w:right w:val="single" w:sz="4" w:space="0" w:color="808080"/>
+            </w:tcBorders>
+            <w:tcMar>
+              <w:top w:w="75" w:type="dxa"/>
+              <w:left w:w="90" w:type="dxa"/>
+              <w:bottom w:w="75" w:type="dxa"/>
+              <w:right w:w="90" w:type="dxa"/>
+            </w:tcMar>
+            <w:vAlign w:val="center"/>
+          </w:tcPr>
+          <w:p>
+            <w:pPr>
+              <w:spacing w:line="240" w:lineRule="auto"/>
+              <w:ind w:firstLine="0"/>
+              <w:jc w:val="left"/>
+            </w:pPr>
+            <w:r>
+              <w:rPr>
+                <w:rFonts w:eastAsia="Times New Roman" w:cs="Times New Roman"/>
+                <w:sz w:val="22"/>
+              </w:rPr>
+              <w:t>Строки 1 и 3</w:t>
+            </w:r>
+          </w:p>
+        </w:tc>
+        <w:tc>
+          <w:tcPr>
+            <w:tcW w:w="2948" w:type="dxa"/>
+            <w:tcBorders>
+              <w:top w:val="single" w:sz="4" w:space="0" w:color="808080"/>
+              <w:left w:val="single" w:sz="4" w:space="0" w:color="808080"/>
+              <w:bottom w:val="single" w:sz="4" w:space="0" w:color="808080"/>
+              <w:right w:val="single" w:sz="4" w:space="0" w:color="808080"/>
+            </w:tcBorders>
+            <w:tcMar>
+              <w:top w:w="75" w:type="dxa"/>
+              <w:left w:w="90" w:type="dxa"/>
+              <w:bottom w:w="75" w:type="dxa"/>
+              <w:right w:w="90" w:type="dxa"/>
+            </w:tcMar>
+            <w:vAlign w:val="center"/>
+          </w:tcPr>
+          <w:p>
+            <w:pPr>
+              <w:spacing w:line="240" w:lineRule="auto"/>
+              <w:ind w:firstLine="0"/>
+              <w:jc w:val="left"/>
+            </w:pPr>
+            <w:r>
+              <w:rPr>
+                <w:rFonts w:eastAsia="Times New Roman" w:cs="Times New Roman"/>
+                <w:sz w:val="22"/>
+              </w:rPr>
+              <w:t>Строки 0 и 2</w:t>
+            </w:r>
+          </w:p>
+        </w:tc>
+      </w:tr>
+      <w:tr>
+        <w:trPr>
+          <w:cantSplit/>
+          <w:jc w:val="center"/>
+        </w:trPr>
+        <w:tc>
+          <w:tcPr>
+            <w:tcW w:w="3969" w:type="dxa"/>
+            <w:tcBorders>
+              <w:top w:val="single" w:sz="4" w:space="0" w:color="808080"/>
+              <w:left w:val="single" w:sz="4" w:space="0" w:color="808080"/>
+              <w:bottom w:val="single" w:sz="4" w:space="0" w:color="808080"/>
+              <w:right w:val="single" w:sz="4" w:space="0" w:color="808080"/>
+            </w:tcBorders>
+            <w:tcMar>
+              <w:top w:w="75" w:type="dxa"/>
+              <w:left w:w="90" w:type="dxa"/>
+              <w:bottom w:w="75" w:type="dxa"/>
+              <w:right w:w="90" w:type="dxa"/>
+            </w:tcMar>
+            <w:vAlign w:val="center"/>
+          </w:tcPr>
+          <w:p>
+            <w:pPr>
+              <w:spacing w:line="240" w:lineRule="auto"/>
+              <w:ind w:firstLine="0"/>
+              <w:jc w:val="left"/>
+            </w:pPr>
+            <w:r>
+              <w:rPr>
+                <w:rFonts w:eastAsia="Times New Roman" w:cs="Times New Roman"/>
+                <w:sz w:val="22"/>
+              </w:rPr>
+              <w:t>Поиск «python» с учётом регистра</w:t>
+            </w:r>
+          </w:p>
+        </w:tc>
+        <w:tc>
+          <w:tcPr>
+            <w:tcW w:w="2438" w:type="dxa"/>
+            <w:tcBorders>
+              <w:top w:val="single" w:sz="4" w:space="0" w:color="808080"/>
+              <w:left w:val="single" w:sz="4" w:space="0" w:color="808080"/>
+              <w:bottom w:val="single" w:sz="4" w:space="0" w:color="808080"/>
+              <w:right w:val="single" w:sz="4" w:space="0" w:color="808080"/>
+            </w:tcBorders>
+            <w:tcMar>
+              <w:top w:w="75" w:type="dxa"/>
+              <w:left w:w="90" w:type="dxa"/>
+              <w:bottom w:w="75" w:type="dxa"/>
+              <w:right w:w="90" w:type="dxa"/>
+            </w:tcMar>
+            <w:vAlign w:val="center"/>
+          </w:tcPr>
+          <w:p>
+            <w:pPr>
+              <w:spacing w:line="240" w:lineRule="auto"/>
+              <w:ind w:firstLine="0"/>
+              <w:jc w:val="left"/>
+            </w:pPr>
+            <w:r>
+              <w:rPr>
+                <w:rFonts w:eastAsia="Times New Roman" w:cs="Times New Roman"/>
+                <w:sz w:val="22"/>
+              </w:rPr>
+              <w:t>Строка 2</w:t>
+            </w:r>
+          </w:p>
+        </w:tc>
+        <w:tc>
+          <w:tcPr>
+            <w:tcW w:w="2948" w:type="dxa"/>
+            <w:tcBorders>
+              <w:top w:val="single" w:sz="4" w:space="0" w:color="808080"/>
+              <w:left w:val="single" w:sz="4" w:space="0" w:color="808080"/>
+              <w:bottom w:val="single" w:sz="4" w:space="0" w:color="808080"/>
+              <w:right w:val="single" w:sz="4" w:space="0" w:color="808080"/>
+            </w:tcBorders>
+            <w:tcMar>
+              <w:top w:w="75" w:type="dxa"/>
+              <w:left w:w="90" w:type="dxa"/>
+              <w:bottom w:w="75" w:type="dxa"/>
+              <w:right w:w="90" w:type="dxa"/>
+            </w:tcMar>
+            <w:vAlign w:val="center"/>
+          </w:tcPr>
+          <w:p>
+            <w:pPr>
+              <w:spacing w:line="240" w:lineRule="auto"/>
+              <w:ind w:firstLine="0"/>
+              <w:jc w:val="left"/>
+            </w:pPr>
+            <w:r>
+              <w:rPr>
+                <w:rFonts w:eastAsia="Times New Roman" w:cs="Times New Roman"/>
+                <w:sz w:val="22"/>
+              </w:rPr>
+              <w:t>Строка 1</w:t>
+            </w:r>
+          </w:p>
+        </w:tc>
+      </w:tr>
+      <w:tr>
+        <w:trPr>
+          <w:cantSplit/>
+          <w:jc w:val="center"/>
+        </w:trPr>
+        <w:tc>
+          <w:tcPr>
+            <w:tcW w:w="3969" w:type="dxa"/>
+            <w:tcBorders>
+              <w:top w:val="single" w:sz="4" w:space="0" w:color="808080"/>
+              <w:left w:val="single" w:sz="4" w:space="0" w:color="808080"/>
+              <w:bottom w:val="single" w:sz="4" w:space="0" w:color="808080"/>
+              <w:right w:val="single" w:sz="4" w:space="0" w:color="808080"/>
+            </w:tcBorders>
+            <w:tcMar>
+              <w:top w:w="75" w:type="dxa"/>
+              <w:left w:w="90" w:type="dxa"/>
+              <w:bottom w:w="75" w:type="dxa"/>
+              <w:right w:w="90" w:type="dxa"/>
+            </w:tcMar>
+            <w:vAlign w:val="center"/>
+          </w:tcPr>
+          <w:p>
+            <w:pPr>
+              <w:spacing w:line="240" w:lineRule="auto"/>
+              <w:ind w:firstLine="0"/>
+              <w:jc w:val="left"/>
+            </w:pPr>
+            <w:r>
+              <w:rPr>
+                <w:rFonts w:eastAsia="Times New Roman" w:cs="Times New Roman"/>
+                <w:sz w:val="22"/>
+              </w:rPr>
+              <w:t>Строка с пробелами и двумя «Python»</w:t>
+            </w:r>
+          </w:p>
+        </w:tc>
+        <w:tc>
+          <w:tcPr>
+            <w:tcW w:w="2438" w:type="dxa"/>
+            <w:tcBorders>
+              <w:top w:val="single" w:sz="4" w:space="0" w:color="808080"/>
+              <w:left w:val="single" w:sz="4" w:space="0" w:color="808080"/>
+              <w:bottom w:val="single" w:sz="4" w:space="0" w:color="808080"/>
+              <w:right w:val="single" w:sz="4" w:space="0" w:color="808080"/>
+            </w:tcBorders>
+            <w:tcMar>
+              <w:top w:w="75" w:type="dxa"/>
+              <w:left w:w="90" w:type="dxa"/>
+              <w:bottom w:w="75" w:type="dxa"/>
+              <w:right w:w="90" w:type="dxa"/>
+            </w:tcMar>
+            <w:vAlign w:val="center"/>
+          </w:tcPr>
+          <w:p>
+            <w:pPr>
+              <w:spacing w:line="240" w:lineRule="auto"/>
+              <w:ind w:firstLine="0"/>
+              <w:jc w:val="left"/>
+            </w:pPr>
+            <w:r>
+              <w:rPr>
+                <w:rFonts w:eastAsia="Times New Roman" w:cs="Times New Roman"/>
+                <w:sz w:val="22"/>
+              </w:rPr>
+              <w:t>Строка 1 один раз</w:t>
+            </w:r>
+          </w:p>
+        </w:tc>
+        <w:tc>
+          <w:tcPr>
+            <w:tcW w:w="2948" w:type="dxa"/>
+            <w:tcBorders>
+              <w:top w:val="single" w:sz="4" w:space="0" w:color="808080"/>
+              <w:left w:val="single" w:sz="4" w:space="0" w:color="808080"/>
+              <w:bottom w:val="single" w:sz="4" w:space="0" w:color="808080"/>
+              <w:right w:val="single" w:sz="4" w:space="0" w:color="808080"/>
+            </w:tcBorders>
+            <w:tcMar>
+              <w:top w:w="75" w:type="dxa"/>
+              <w:left w:w="90" w:type="dxa"/>
+              <w:bottom w:w="75" w:type="dxa"/>
+              <w:right w:w="90" w:type="dxa"/>
+            </w:tcMar>
+            <w:vAlign w:val="center"/>
+          </w:tcPr>
+          <w:p>
+            <w:pPr>
+              <w:spacing w:line="240" w:lineRule="auto"/>
+              <w:ind w:firstLine="0"/>
+              <w:jc w:val="left"/>
+            </w:pPr>
+            <w:r>
+              <w:rPr>
+                <w:rFonts w:eastAsia="Times New Roman" w:cs="Times New Roman"/>
+                <w:sz w:val="22"/>
+              </w:rPr>
+              <w:t>Строка 0 один раз</w:t>
+            </w:r>
+          </w:p>
+        </w:tc>
+      </w:tr>
+      <w:tr>
+        <w:trPr>
+          <w:cantSplit/>
+          <w:jc w:val="center"/>
+        </w:trPr>
+        <w:tc>
+          <w:tcPr>
+            <w:tcW w:w="3969" w:type="dxa"/>
+            <w:tcBorders>
+              <w:top w:val="single" w:sz="4" w:space="0" w:color="808080"/>
+              <w:left w:val="single" w:sz="4" w:space="0" w:color="808080"/>
+              <w:bottom w:val="single" w:sz="4" w:space="0" w:color="808080"/>
+              <w:right w:val="single" w:sz="4" w:space="0" w:color="808080"/>
+            </w:tcBorders>
+            <w:tcMar>
+              <w:top w:w="75" w:type="dxa"/>
+              <w:left w:w="90" w:type="dxa"/>
+              <w:bottom w:w="75" w:type="dxa"/>
+              <w:right w:w="90" w:type="dxa"/>
+            </w:tcMar>
+            <w:vAlign w:val="center"/>
+          </w:tcPr>
+          <w:p>
+            <w:pPr>
+              <w:spacing w:line="240" w:lineRule="auto"/>
+              <w:ind w:firstLine="0"/>
+              <w:jc w:val="left"/>
+            </w:pPr>
+            <w:r>
+              <w:rPr>
+                <w:rFonts w:eastAsia="Times New Roman" w:cs="Times New Roman"/>
+                <w:sz w:val="22"/>
+              </w:rPr>
+              <w:t>Последняя строка без перевода</w:t>
+            </w:r>
+          </w:p>
+        </w:tc>
+        <w:tc>
+          <w:tcPr>
+            <w:tcW w:w="2438" w:type="dxa"/>
+            <w:tcBorders>
+              <w:top w:val="single" w:sz="4" w:space="0" w:color="808080"/>
+              <w:left w:val="single" w:sz="4" w:space="0" w:color="808080"/>
+              <w:bottom w:val="single" w:sz="4" w:space="0" w:color="808080"/>
+              <w:right w:val="single" w:sz="4" w:space="0" w:color="808080"/>
+            </w:tcBorders>
+            <w:tcMar>
+              <w:top w:w="75" w:type="dxa"/>
+              <w:left w:w="90" w:type="dxa"/>
+              <w:bottom w:w="75" w:type="dxa"/>
+              <w:right w:w="90" w:type="dxa"/>
+            </w:tcMar>
+            <w:vAlign w:val="center"/>
+          </w:tcPr>
+          <w:p>
+            <w:pPr>
+              <w:spacing w:line="240" w:lineRule="auto"/>
+              <w:ind w:firstLine="0"/>
+              <w:jc w:val="left"/>
+            </w:pPr>
+            <w:r>
+              <w:rPr>
+                <w:rFonts w:eastAsia="Times New Roman" w:cs="Times New Roman"/>
+                <w:sz w:val="22"/>
+              </w:rPr>
+              <w:t>Строка 2</w:t>
+            </w:r>
+          </w:p>
+        </w:tc>
+        <w:tc>
+          <w:tcPr>
+            <w:tcW w:w="2948" w:type="dxa"/>
+            <w:tcBorders>
+              <w:top w:val="single" w:sz="4" w:space="0" w:color="808080"/>
+              <w:left w:val="single" w:sz="4" w:space="0" w:color="808080"/>
+              <w:bottom w:val="single" w:sz="4" w:space="0" w:color="808080"/>
+              <w:right w:val="single" w:sz="4" w:space="0" w:color="808080"/>
+            </w:tcBorders>
+            <w:tcMar>
+              <w:top w:w="75" w:type="dxa"/>
+              <w:left w:w="90" w:type="dxa"/>
+              <w:bottom w:w="75" w:type="dxa"/>
+              <w:right w:w="90" w:type="dxa"/>
+            </w:tcMar>
+            <w:vAlign w:val="center"/>
+          </w:tcPr>
+          <w:p>
+            <w:pPr>
+              <w:spacing w:line="240" w:lineRule="auto"/>
+              <w:ind w:firstLine="0"/>
+              <w:jc w:val="left"/>
+            </w:pPr>
+            <w:r>
+              <w:rPr>
+                <w:rFonts w:eastAsia="Times New Roman" w:cs="Times New Roman"/>
+                <w:sz w:val="22"/>
+              </w:rPr>
+              <w:t>Строка 1</w:t>
+            </w:r>
+          </w:p>
+        </w:tc>
+      </w:tr>
+    </w:tbl>
+    <w:p>
+      <w:r>
+        <w:rPr>
+          <w:rFonts w:eastAsia="Times New Roman" w:cs="Times New Roman"/>
+        </w:rPr>
+        <w:t>Проверка регистра использовала строки «Python», «python», «PYTHON» и запрос «python». Тест последней строки работал с файлом без завершающего перевода строки. Оба случая подтверждают ту же причину дефекта.</w:t>
+      </w:r>
+    </w:p>
+    <w:p>
+      <w:r>
+        <w:rPr>
+          <w:rFonts w:eastAsia="Times New Roman" w:cs="Times New Roman"/>
         </w:rPr>
         <w:t>Причина дефекта — начальное значение счётчика enumerate, равное нулю по умолчанию. Исправление задаёт начало нумерации явно:</w:t>
       </w:r>
@@ -6040,7 +7006,7 @@
         <w:rPr>
           <w:rFonts w:eastAsia="Times New Roman" w:cs="Times New Roman"/>
         </w:rPr>
-        <w:t>Повторно выполнен тот же набор тестов без изменения ожидаемых результатов. Все 26 случаев завершились успешно. Исходная версия сохранена в before_fix/file_operations.py, протоколы — в results/tests_before.txt и results/tests_after.txt.</w:t>
+        <w:t>После изменения одной строки исходного кода повторно выполнен тот же набор тестов. Теперь поиск возвращает ожидаемые номера, а все 26 проверок проходят. Исходная версия и оба протокола сохранены в проекте.</w:t>
       </w:r>
     </w:p>
     <w:p>
@@ -6063,13 +7029,13 @@
       <w:pPr>
         <w:pStyle w:val="20"/>
       </w:pPr>
-      <w:bookmarkStart w:id="11" w:name="_Toc242310854"/>
+      <w:bookmarkStart w:id="11" w:name="_Toc242442216"/>
       <w:r>
         <w:rPr>
           <w:rFonts w:ascii="Times New Roman" w:eastAsia="Times New Roman" w:hAnsi="Times New Roman" w:cs="Times New Roman"/>
         </w:rPr>
         <w:lastRenderedPageBreak/>
-        <w:t>4.3 Результаты повторного тестирования</w:t>
+        <w:t>4.3 Сопоставление результатов тестирования</w:t>
       </w:r>
       <w:bookmarkEnd w:id="11"/>
     </w:p>
@@ -6081,7 +7047,7 @@
         <w:rPr>
           <w:rFonts w:eastAsia="Times New Roman" w:cs="Times New Roman"/>
         </w:rPr>
-        <w:t>На рисунке 3 приведён фрагмент вывода pytest после исправления ошибки. Статус PASSED означает успешное выполнение соответствующего тестового случая.</w:t>
+        <w:t>На рисунке 3 сопоставлены ключевые строки из сохранённых протоколов pytest. Слева показано расхождение первого найденного номера, справа — прохождение того же теста после исправления. Итог всего набора изменился с «4 failed, 22 passed» на «26 passed».</w:t>
       </w:r>
     </w:p>
     <w:p>
@@ -6096,10 +7062,10 @@
           <w:noProof/>
         </w:rPr>
         <w:drawing>
-          <wp:inline distT="0" distB="0" distL="0" distR="0" wp14:anchorId="1E497491" wp14:editId="0309B42C">
-            <wp:extent cx="9360000" cy="4927401"/>
+          <wp:inline distT="0" distB="0" distL="0" distR="0" wp14:anchorId="2F9B3EA4" wp14:editId="71BED3F2">
+            <wp:extent cx="9360000" cy="3616364"/>
             <wp:effectExtent l="0" t="0" r="0" b="0"/>
-            <wp:docPr id="5" name="Picture 5" descr="Рисунок 3 — Фрагмент успешного запуска модульных тестов"/>
+            <wp:docPr id="5" name="Picture 5" descr="Рисунок 3 — Сопоставление результатов pytest до и после исправления"/>
             <wp:cNvGraphicFramePr>
               <a:graphicFrameLocks xmlns:a="http://schemas.openxmlformats.org/drawingml/2006/main" noChangeAspect="1"/>
             </wp:cNvGraphicFramePr>
@@ -6107,7 +7073,7 @@
               <a:graphicData uri="http://schemas.openxmlformats.org/drawingml/2006/picture">
                 <pic:pic xmlns:pic="http://schemas.openxmlformats.org/drawingml/2006/picture">
                   <pic:nvPicPr>
-                    <pic:cNvPr id="0" name="codex-clipboard-7208e700-a959-4e03-b544-bcc3f705abab.png"/>
+                    <pic:cNvPr id="0" name="pytest_before_after.png"/>
                     <pic:cNvPicPr/>
                   </pic:nvPicPr>
                   <pic:blipFill>
@@ -6119,7 +7085,7 @@
                   <pic:spPr>
                     <a:xfrm>
                       <a:off x="0" y="0"/>
-                      <a:ext cx="9360000" cy="4927401"/>
+                      <a:ext cx="9360000" cy="3616364"/>
                     </a:xfrm>
                     <a:prstGeom prst="rect">
                       <a:avLst/>
@@ -6143,7 +7109,7 @@
           <w:rFonts w:eastAsia="Times New Roman" w:cs="Times New Roman"/>
           <w:sz w:val="24"/>
         </w:rPr>
-        <w:t>Рисунок 3 — Фрагмент успешного запуска модульных тестов</w:t>
+        <w:t>Рисунок 3 — Сопоставление результатов pytest до и после исправления</w:t>
       </w:r>
     </w:p>
     <w:p>
@@ -6161,7 +7127,7 @@
       <w:pPr>
         <w:pStyle w:val="20"/>
       </w:pPr>
-      <w:bookmarkStart w:id="12" w:name="_Toc242310855"/>
+      <w:bookmarkStart w:id="12" w:name="_Toc242442217"/>
       <w:r>
         <w:rPr>
           <w:rFonts w:ascii="Times New Roman" w:eastAsia="Times New Roman" w:hAnsi="Times New Roman" w:cs="Times New Roman"/>
@@ -6190,7 +7156,7 @@
           <w:rFonts w:eastAsia="Times New Roman" w:cs="Times New Roman"/>
           <w:sz w:val="24"/>
         </w:rPr>
-        <w:t>Таблица 6 — Результаты модульного тестирования</w:t>
+        <w:t>Таблица 8 — Результаты модульного тестирования</w:t>
       </w:r>
     </w:p>
     <w:tbl>
@@ -7088,7 +8054,7 @@
         <w:pStyle w:val="10"/>
         <w:pageBreakBefore/>
       </w:pPr>
-      <w:bookmarkStart w:id="13" w:name="_Toc242310856"/>
+      <w:bookmarkStart w:id="13" w:name="_Toc242442218"/>
       <w:r>
         <w:rPr>
           <w:rFonts w:ascii="Times New Roman" w:eastAsia="Times New Roman" w:hAnsi="Times New Roman" w:cs="Times New Roman"/>
@@ -7118,7 +8084,7 @@
       <w:pPr>
         <w:pStyle w:val="10"/>
       </w:pPr>
-      <w:bookmarkStart w:id="14" w:name="_Toc242310857"/>
+      <w:bookmarkStart w:id="14" w:name="_Toc242442219"/>
       <w:r>
         <w:rPr>
           <w:rFonts w:ascii="Times New Roman" w:eastAsia="Times New Roman" w:hAnsi="Times New Roman" w:cs="Times New Roman"/>
@@ -7180,7 +8146,7 @@
         <w:pStyle w:val="10"/>
         <w:pageBreakBefore/>
       </w:pPr>
-      <w:bookmarkStart w:id="15" w:name="_Toc242310858"/>
+      <w:bookmarkStart w:id="15" w:name="_Toc242442220"/>
       <w:r>
         <w:rPr>
           <w:rFonts w:ascii="Times New Roman" w:eastAsia="Times New Roman" w:hAnsi="Times New Roman" w:cs="Times New Roman"/>
@@ -7194,7 +8160,7 @@
       <w:pPr>
         <w:pStyle w:val="20"/>
       </w:pPr>
-      <w:bookmarkStart w:id="16" w:name="_Toc242310859"/>
+      <w:bookmarkStart w:id="16" w:name="_Toc242442221"/>
       <w:r>
         <w:rPr>
           <w:rFonts w:ascii="Times New Roman" w:eastAsia="Times New Roman" w:hAnsi="Times New Roman" w:cs="Times New Roman"/>
@@ -8044,7 +9010,7 @@
         <w:pStyle w:val="20"/>
         <w:pageBreakBefore/>
       </w:pPr>
-      <w:bookmarkStart w:id="17" w:name="_Toc242310860"/>
+      <w:bookmarkStart w:id="17" w:name="_Toc242442222"/>
       <w:r>
         <w:rPr>
           <w:rFonts w:ascii="Times New Roman" w:eastAsia="Times New Roman" w:hAnsi="Times New Roman" w:cs="Times New Roman"/>
@@ -9482,7 +10448,7 @@
         <w:pStyle w:val="10"/>
         <w:pageBreakBefore/>
       </w:pPr>
-      <w:bookmarkStart w:id="18" w:name="_Toc242310861"/>
+      <w:bookmarkStart w:id="18" w:name="_Toc242442223"/>
       <w:r>
         <w:rPr>
           <w:rFonts w:ascii="Times New Roman" w:eastAsia="Times New Roman" w:hAnsi="Times New Roman" w:cs="Times New Roman"/>
@@ -9496,7 +10462,7 @@
       <w:pPr>
         <w:pStyle w:val="20"/>
       </w:pPr>
-      <w:bookmarkStart w:id="19" w:name="_Toc242310862"/>
+      <w:bookmarkStart w:id="19" w:name="_Toc242442224"/>
       <w:r>
         <w:rPr>
           <w:rFonts w:ascii="Times New Roman" w:eastAsia="Times New Roman" w:hAnsi="Times New Roman" w:cs="Times New Roman"/>
